--- a/docx/es/BUFRCREX_TableB_es_21.docx
+++ b/docx/es/BUFRCREX_TableB_es_21.docx
@@ -239,7 +239,7 @@
                 <w:b w:val="0"/>
                 <w:sz w:val="16"/>
               </w:rPr>
-              <w:t>021001</w:t>
+              <w:t>0 21 001</w:t>
             </w:r>
           </w:p>
         </w:tc>
@@ -403,7 +403,7 @@
                 <w:b w:val="0"/>
                 <w:sz w:val="16"/>
               </w:rPr>
-              <w:t>021002</w:t>
+              <w:t>0 21 002</w:t>
             </w:r>
           </w:p>
         </w:tc>
@@ -567,7 +567,7 @@
                 <w:b w:val="0"/>
                 <w:sz w:val="16"/>
               </w:rPr>
-              <w:t>021003</w:t>
+              <w:t>0 21 003</w:t>
             </w:r>
           </w:p>
         </w:tc>
@@ -731,7 +731,7 @@
                 <w:b w:val="0"/>
                 <w:sz w:val="16"/>
               </w:rPr>
-              <w:t>021004</w:t>
+              <w:t>0 21 004</w:t>
             </w:r>
           </w:p>
         </w:tc>
@@ -895,7 +895,7 @@
                 <w:b w:val="0"/>
                 <w:sz w:val="16"/>
               </w:rPr>
-              <w:t>021005</w:t>
+              <w:t>0 21 005</w:t>
             </w:r>
           </w:p>
         </w:tc>
@@ -1059,7 +1059,7 @@
                 <w:b w:val="0"/>
                 <w:sz w:val="16"/>
               </w:rPr>
-              <w:t>021006</w:t>
+              <w:t>0 21 006</w:t>
             </w:r>
           </w:p>
         </w:tc>
@@ -1223,7 +1223,7 @@
                 <w:b w:val="0"/>
                 <w:sz w:val="16"/>
               </w:rPr>
-              <w:t>021011</w:t>
+              <w:t>0 21 011</w:t>
             </w:r>
           </w:p>
         </w:tc>
@@ -1387,7 +1387,7 @@
                 <w:b w:val="0"/>
                 <w:sz w:val="16"/>
               </w:rPr>
-              <w:t>021012</w:t>
+              <w:t>0 21 012</w:t>
             </w:r>
           </w:p>
         </w:tc>
@@ -1551,7 +1551,7 @@
                 <w:b w:val="0"/>
                 <w:sz w:val="16"/>
               </w:rPr>
-              <w:t>021013</w:t>
+              <w:t>0 21 013</w:t>
             </w:r>
           </w:p>
         </w:tc>
@@ -1715,7 +1715,7 @@
                 <w:b w:val="0"/>
                 <w:sz w:val="16"/>
               </w:rPr>
-              <w:t>021014</w:t>
+              <w:t>0 21 014</w:t>
             </w:r>
           </w:p>
         </w:tc>
@@ -1879,7 +1879,7 @@
                 <w:b w:val="0"/>
                 <w:sz w:val="16"/>
               </w:rPr>
-              <w:t>021017</w:t>
+              <w:t>0 21 017</w:t>
             </w:r>
           </w:p>
         </w:tc>
@@ -2043,7 +2043,7 @@
                 <w:b w:val="0"/>
                 <w:sz w:val="16"/>
               </w:rPr>
-              <w:t>021018</w:t>
+              <w:t>0 21 018</w:t>
             </w:r>
           </w:p>
         </w:tc>
@@ -2207,7 +2207,7 @@
                 <w:b w:val="0"/>
                 <w:sz w:val="16"/>
               </w:rPr>
-              <w:t>021019</w:t>
+              <w:t>0 21 019</w:t>
             </w:r>
           </w:p>
         </w:tc>
@@ -2371,7 +2371,7 @@
                 <w:b w:val="0"/>
                 <w:sz w:val="16"/>
               </w:rPr>
-              <w:t>021021</w:t>
+              <w:t>0 21 021</w:t>
             </w:r>
           </w:p>
         </w:tc>
@@ -2535,7 +2535,7 @@
                 <w:b w:val="0"/>
                 <w:sz w:val="16"/>
               </w:rPr>
-              <w:t>021022</w:t>
+              <w:t>0 21 022</w:t>
             </w:r>
           </w:p>
         </w:tc>
@@ -2699,7 +2699,7 @@
                 <w:b w:val="0"/>
                 <w:sz w:val="16"/>
               </w:rPr>
-              <w:t>021023</w:t>
+              <w:t>0 21 023</w:t>
             </w:r>
           </w:p>
         </w:tc>
@@ -2863,7 +2863,7 @@
                 <w:b w:val="0"/>
                 <w:sz w:val="16"/>
               </w:rPr>
-              <w:t>021024</w:t>
+              <w:t>0 21 024</w:t>
             </w:r>
           </w:p>
         </w:tc>
@@ -3027,7 +3027,7 @@
                 <w:b w:val="0"/>
                 <w:sz w:val="16"/>
               </w:rPr>
-              <w:t>021025</w:t>
+              <w:t>0 21 025</w:t>
             </w:r>
           </w:p>
         </w:tc>
@@ -3191,7 +3191,7 @@
                 <w:b w:val="0"/>
                 <w:sz w:val="16"/>
               </w:rPr>
-              <w:t>021028</w:t>
+              <w:t>0 21 028</w:t>
             </w:r>
           </w:p>
         </w:tc>
@@ -3355,7 +3355,7 @@
                 <w:b w:val="0"/>
                 <w:sz w:val="16"/>
               </w:rPr>
-              <w:t>021029</w:t>
+              <w:t>0 21 029</w:t>
             </w:r>
           </w:p>
         </w:tc>
@@ -3519,7 +3519,7 @@
                 <w:b w:val="0"/>
                 <w:sz w:val="16"/>
               </w:rPr>
-              <w:t>021030</w:t>
+              <w:t>0 21 030</w:t>
             </w:r>
           </w:p>
         </w:tc>
@@ -3683,7 +3683,7 @@
                 <w:b w:val="0"/>
                 <w:sz w:val="16"/>
               </w:rPr>
-              <w:t>021031</w:t>
+              <w:t>0 21 031</w:t>
             </w:r>
           </w:p>
         </w:tc>
@@ -3847,7 +3847,7 @@
                 <w:b w:val="0"/>
                 <w:sz w:val="16"/>
               </w:rPr>
-              <w:t>021036</w:t>
+              <w:t>0 21 036</w:t>
             </w:r>
           </w:p>
         </w:tc>
@@ -4011,7 +4011,7 @@
                 <w:b w:val="0"/>
                 <w:sz w:val="16"/>
               </w:rPr>
-              <w:t>021041</w:t>
+              <w:t>0 21 041</w:t>
             </w:r>
           </w:p>
         </w:tc>
@@ -4175,7 +4175,7 @@
                 <w:b w:val="0"/>
                 <w:sz w:val="16"/>
               </w:rPr>
-              <w:t>021051</w:t>
+              <w:t>0 21 051</w:t>
             </w:r>
           </w:p>
         </w:tc>
@@ -4339,7 +4339,7 @@
                 <w:b w:val="0"/>
                 <w:sz w:val="16"/>
               </w:rPr>
-              <w:t>021062</w:t>
+              <w:t>0 21 062</w:t>
             </w:r>
           </w:p>
         </w:tc>
@@ -4503,7 +4503,7 @@
                 <w:b w:val="0"/>
                 <w:sz w:val="16"/>
               </w:rPr>
-              <w:t>021063</w:t>
+              <w:t>0 21 063</w:t>
             </w:r>
           </w:p>
         </w:tc>
@@ -4667,7 +4667,7 @@
                 <w:b w:val="0"/>
                 <w:sz w:val="16"/>
               </w:rPr>
-              <w:t>021064</w:t>
+              <w:t>0 21 064</w:t>
             </w:r>
           </w:p>
         </w:tc>
@@ -4831,7 +4831,7 @@
                 <w:b w:val="0"/>
                 <w:sz w:val="16"/>
               </w:rPr>
-              <w:t>021065</w:t>
+              <w:t>0 21 065</w:t>
             </w:r>
           </w:p>
         </w:tc>
@@ -4995,7 +4995,7 @@
                 <w:b w:val="0"/>
                 <w:sz w:val="16"/>
               </w:rPr>
-              <w:t>021066</w:t>
+              <w:t>0 21 066</w:t>
             </w:r>
           </w:p>
         </w:tc>
@@ -5159,7 +5159,7 @@
                 <w:b w:val="0"/>
                 <w:sz w:val="16"/>
               </w:rPr>
-              <w:t>021067</w:t>
+              <w:t>0 21 067</w:t>
             </w:r>
           </w:p>
         </w:tc>
@@ -5323,7 +5323,7 @@
                 <w:b w:val="0"/>
                 <w:sz w:val="16"/>
               </w:rPr>
-              <w:t>021068</w:t>
+              <w:t>0 21 068</w:t>
             </w:r>
           </w:p>
         </w:tc>
@@ -5487,7 +5487,7 @@
                 <w:b w:val="0"/>
                 <w:sz w:val="16"/>
               </w:rPr>
-              <w:t>021069</w:t>
+              <w:t>0 21 069</w:t>
             </w:r>
           </w:p>
         </w:tc>
@@ -5651,7 +5651,7 @@
                 <w:b w:val="0"/>
                 <w:sz w:val="16"/>
               </w:rPr>
-              <w:t>021070</w:t>
+              <w:t>0 21 070</w:t>
             </w:r>
           </w:p>
         </w:tc>
@@ -5815,7 +5815,7 @@
                 <w:b w:val="0"/>
                 <w:sz w:val="16"/>
               </w:rPr>
-              <w:t>021071</w:t>
+              <w:t>0 21 071</w:t>
             </w:r>
           </w:p>
         </w:tc>
@@ -5979,7 +5979,7 @@
                 <w:b w:val="0"/>
                 <w:sz w:val="16"/>
               </w:rPr>
-              <w:t>021072</w:t>
+              <w:t>0 21 072</w:t>
             </w:r>
           </w:p>
         </w:tc>
@@ -6143,7 +6143,7 @@
                 <w:b w:val="0"/>
                 <w:sz w:val="16"/>
               </w:rPr>
-              <w:t>021073</w:t>
+              <w:t>0 21 073</w:t>
             </w:r>
           </w:p>
         </w:tc>
@@ -6307,7 +6307,7 @@
                 <w:b w:val="0"/>
                 <w:sz w:val="16"/>
               </w:rPr>
-              <w:t>021075</w:t>
+              <w:t>0 21 075</w:t>
             </w:r>
           </w:p>
         </w:tc>
@@ -6471,7 +6471,7 @@
                 <w:b w:val="0"/>
                 <w:sz w:val="16"/>
               </w:rPr>
-              <w:t>021076</w:t>
+              <w:t>0 21 076</w:t>
             </w:r>
           </w:p>
         </w:tc>
@@ -6635,7 +6635,7 @@
                 <w:b w:val="0"/>
                 <w:sz w:val="16"/>
               </w:rPr>
-              <w:t>021077</w:t>
+              <w:t>0 21 077</w:t>
             </w:r>
           </w:p>
         </w:tc>
@@ -6799,7 +6799,7 @@
                 <w:b w:val="0"/>
                 <w:sz w:val="16"/>
               </w:rPr>
-              <w:t>021078</w:t>
+              <w:t>0 21 078</w:t>
             </w:r>
           </w:p>
         </w:tc>
@@ -6963,7 +6963,7 @@
                 <w:b w:val="0"/>
                 <w:sz w:val="16"/>
               </w:rPr>
-              <w:t>021079</w:t>
+              <w:t>0 21 079</w:t>
             </w:r>
           </w:p>
         </w:tc>
@@ -7127,7 +7127,7 @@
                 <w:b w:val="0"/>
                 <w:sz w:val="16"/>
               </w:rPr>
-              <w:t>021080</w:t>
+              <w:t>0 21 080</w:t>
             </w:r>
           </w:p>
         </w:tc>
@@ -7291,7 +7291,7 @@
                 <w:b w:val="0"/>
                 <w:sz w:val="16"/>
               </w:rPr>
-              <w:t>021081</w:t>
+              <w:t>0 21 081</w:t>
             </w:r>
           </w:p>
         </w:tc>
@@ -7455,7 +7455,7 @@
                 <w:b w:val="0"/>
                 <w:sz w:val="16"/>
               </w:rPr>
-              <w:t>021082</w:t>
+              <w:t>0 21 082</w:t>
             </w:r>
           </w:p>
         </w:tc>
@@ -7619,7 +7619,7 @@
                 <w:b w:val="0"/>
                 <w:sz w:val="16"/>
               </w:rPr>
-              <w:t>021083</w:t>
+              <w:t>0 21 083</w:t>
             </w:r>
           </w:p>
         </w:tc>
@@ -7783,7 +7783,7 @@
                 <w:b w:val="0"/>
                 <w:sz w:val="16"/>
               </w:rPr>
-              <w:t>021084</w:t>
+              <w:t>0 21 084</w:t>
             </w:r>
           </w:p>
         </w:tc>
@@ -7947,7 +7947,7 @@
                 <w:b w:val="0"/>
                 <w:sz w:val="16"/>
               </w:rPr>
-              <w:t>021085</w:t>
+              <w:t>0 21 085</w:t>
             </w:r>
           </w:p>
         </w:tc>
@@ -8111,7 +8111,7 @@
                 <w:b w:val="0"/>
                 <w:sz w:val="16"/>
               </w:rPr>
-              <w:t>021086</w:t>
+              <w:t>0 21 086</w:t>
             </w:r>
           </w:p>
         </w:tc>
@@ -8275,7 +8275,7 @@
                 <w:b w:val="0"/>
                 <w:sz w:val="16"/>
               </w:rPr>
-              <w:t>021087</w:t>
+              <w:t>0 21 087</w:t>
             </w:r>
           </w:p>
         </w:tc>
@@ -8439,7 +8439,7 @@
                 <w:b w:val="0"/>
                 <w:sz w:val="16"/>
               </w:rPr>
-              <w:t>021088</w:t>
+              <w:t>0 21 088</w:t>
             </w:r>
           </w:p>
         </w:tc>
@@ -8603,7 +8603,7 @@
                 <w:b w:val="0"/>
                 <w:sz w:val="16"/>
               </w:rPr>
-              <w:t>021091</w:t>
+              <w:t>0 21 091</w:t>
             </w:r>
           </w:p>
         </w:tc>
@@ -8767,7 +8767,7 @@
                 <w:b w:val="0"/>
                 <w:sz w:val="16"/>
               </w:rPr>
-              <w:t>021092</w:t>
+              <w:t>0 21 092</w:t>
             </w:r>
           </w:p>
         </w:tc>
@@ -8931,7 +8931,7 @@
                 <w:b w:val="0"/>
                 <w:sz w:val="16"/>
               </w:rPr>
-              <w:t>021093</w:t>
+              <w:t>0 21 093</w:t>
             </w:r>
           </w:p>
         </w:tc>
@@ -9095,7 +9095,7 @@
                 <w:b w:val="0"/>
                 <w:sz w:val="16"/>
               </w:rPr>
-              <w:t>021094</w:t>
+              <w:t>0 21 094</w:t>
             </w:r>
           </w:p>
         </w:tc>
@@ -9259,7 +9259,7 @@
                 <w:b w:val="0"/>
                 <w:sz w:val="16"/>
               </w:rPr>
-              <w:t>021095</w:t>
+              <w:t>0 21 095</w:t>
             </w:r>
           </w:p>
         </w:tc>
@@ -9423,7 +9423,7 @@
                 <w:b w:val="0"/>
                 <w:sz w:val="16"/>
               </w:rPr>
-              <w:t>021096</w:t>
+              <w:t>0 21 096</w:t>
             </w:r>
           </w:p>
         </w:tc>
@@ -9587,7 +9587,7 @@
                 <w:b w:val="0"/>
                 <w:sz w:val="16"/>
               </w:rPr>
-              <w:t>021097</w:t>
+              <w:t>0 21 097</w:t>
             </w:r>
           </w:p>
         </w:tc>
@@ -9751,7 +9751,7 @@
                 <w:b w:val="0"/>
                 <w:sz w:val="16"/>
               </w:rPr>
-              <w:t>021101</w:t>
+              <w:t>0 21 101</w:t>
             </w:r>
           </w:p>
         </w:tc>
@@ -9915,7 +9915,7 @@
                 <w:b w:val="0"/>
                 <w:sz w:val="16"/>
               </w:rPr>
-              <w:t>021102</w:t>
+              <w:t>0 21 102</w:t>
             </w:r>
           </w:p>
         </w:tc>
@@ -10079,7 +10079,7 @@
                 <w:b w:val="0"/>
                 <w:sz w:val="16"/>
               </w:rPr>
-              <w:t>021103</w:t>
+              <w:t>0 21 103</w:t>
             </w:r>
           </w:p>
         </w:tc>
@@ -10243,7 +10243,7 @@
                 <w:b w:val="0"/>
                 <w:sz w:val="16"/>
               </w:rPr>
-              <w:t>021104</w:t>
+              <w:t>0 21 104</w:t>
             </w:r>
           </w:p>
         </w:tc>
@@ -10407,7 +10407,7 @@
                 <w:b w:val="0"/>
                 <w:sz w:val="16"/>
               </w:rPr>
-              <w:t>021105</w:t>
+              <w:t>0 21 105</w:t>
             </w:r>
           </w:p>
         </w:tc>
@@ -10571,7 +10571,7 @@
                 <w:b w:val="0"/>
                 <w:sz w:val="16"/>
               </w:rPr>
-              <w:t>021106</w:t>
+              <w:t>0 21 106</w:t>
             </w:r>
           </w:p>
         </w:tc>
@@ -10735,7 +10735,7 @@
                 <w:b w:val="0"/>
                 <w:sz w:val="16"/>
               </w:rPr>
-              <w:t>021107</w:t>
+              <w:t>0 21 107</w:t>
             </w:r>
           </w:p>
         </w:tc>
@@ -10899,7 +10899,7 @@
                 <w:b w:val="0"/>
                 <w:sz w:val="16"/>
               </w:rPr>
-              <w:t>021109</w:t>
+              <w:t>0 21 109</w:t>
             </w:r>
           </w:p>
         </w:tc>
@@ -11063,7 +11063,7 @@
                 <w:b w:val="0"/>
                 <w:sz w:val="16"/>
               </w:rPr>
-              <w:t>021110</w:t>
+              <w:t>0 21 110</w:t>
             </w:r>
           </w:p>
         </w:tc>
@@ -11227,7 +11227,7 @@
                 <w:b w:val="0"/>
                 <w:sz w:val="16"/>
               </w:rPr>
-              <w:t>021111</w:t>
+              <w:t>0 21 111</w:t>
             </w:r>
           </w:p>
         </w:tc>
@@ -11391,7 +11391,7 @@
                 <w:b w:val="0"/>
                 <w:sz w:val="16"/>
               </w:rPr>
-              <w:t>021112</w:t>
+              <w:t>0 21 112</w:t>
             </w:r>
           </w:p>
         </w:tc>
@@ -11555,7 +11555,7 @@
                 <w:b w:val="0"/>
                 <w:sz w:val="16"/>
               </w:rPr>
-              <w:t>021113</w:t>
+              <w:t>0 21 113</w:t>
             </w:r>
           </w:p>
         </w:tc>
@@ -11719,7 +11719,7 @@
                 <w:b w:val="0"/>
                 <w:sz w:val="16"/>
               </w:rPr>
-              <w:t>021114</w:t>
+              <w:t>0 21 114</w:t>
             </w:r>
           </w:p>
         </w:tc>
@@ -11883,7 +11883,7 @@
                 <w:b w:val="0"/>
                 <w:sz w:val="16"/>
               </w:rPr>
-              <w:t>021115</w:t>
+              <w:t>0 21 115</w:t>
             </w:r>
           </w:p>
         </w:tc>
@@ -12047,7 +12047,7 @@
                 <w:b w:val="0"/>
                 <w:sz w:val="16"/>
               </w:rPr>
-              <w:t>021116</w:t>
+              <w:t>0 21 116</w:t>
             </w:r>
           </w:p>
         </w:tc>
@@ -12211,7 +12211,7 @@
                 <w:b w:val="0"/>
                 <w:sz w:val="16"/>
               </w:rPr>
-              <w:t>021117</w:t>
+              <w:t>0 21 117</w:t>
             </w:r>
           </w:p>
         </w:tc>
@@ -12375,7 +12375,7 @@
                 <w:b w:val="0"/>
                 <w:sz w:val="16"/>
               </w:rPr>
-              <w:t>021118</w:t>
+              <w:t>0 21 118</w:t>
             </w:r>
           </w:p>
         </w:tc>
@@ -12539,7 +12539,7 @@
                 <w:b w:val="0"/>
                 <w:sz w:val="16"/>
               </w:rPr>
-              <w:t>021119</w:t>
+              <w:t>0 21 119</w:t>
             </w:r>
           </w:p>
         </w:tc>
@@ -12703,7 +12703,7 @@
                 <w:b w:val="0"/>
                 <w:sz w:val="16"/>
               </w:rPr>
-              <w:t>021120</w:t>
+              <w:t>0 21 120</w:t>
             </w:r>
           </w:p>
         </w:tc>
@@ -12867,7 +12867,7 @@
                 <w:b w:val="0"/>
                 <w:sz w:val="16"/>
               </w:rPr>
-              <w:t>021121</w:t>
+              <w:t>0 21 121</w:t>
             </w:r>
           </w:p>
         </w:tc>
@@ -13031,7 +13031,7 @@
                 <w:b w:val="0"/>
                 <w:sz w:val="16"/>
               </w:rPr>
-              <w:t>021122</w:t>
+              <w:t>0 21 122</w:t>
             </w:r>
           </w:p>
         </w:tc>
@@ -13195,7 +13195,7 @@
                 <w:b w:val="0"/>
                 <w:sz w:val="16"/>
               </w:rPr>
-              <w:t>021123</w:t>
+              <w:t>0 21 123</w:t>
             </w:r>
           </w:p>
         </w:tc>
@@ -13359,7 +13359,7 @@
                 <w:b w:val="0"/>
                 <w:sz w:val="16"/>
               </w:rPr>
-              <w:t>021128</w:t>
+              <w:t>0 21 128</w:t>
             </w:r>
           </w:p>
         </w:tc>
@@ -13523,7 +13523,7 @@
                 <w:b w:val="0"/>
                 <w:sz w:val="16"/>
               </w:rPr>
-              <w:t>021130</w:t>
+              <w:t>0 21 130</w:t>
             </w:r>
           </w:p>
         </w:tc>
@@ -13687,7 +13687,7 @@
                 <w:b w:val="0"/>
                 <w:sz w:val="16"/>
               </w:rPr>
-              <w:t>021131</w:t>
+              <w:t>0 21 131</w:t>
             </w:r>
           </w:p>
         </w:tc>
@@ -13851,7 +13851,7 @@
                 <w:b w:val="0"/>
                 <w:sz w:val="16"/>
               </w:rPr>
-              <w:t>021132</w:t>
+              <w:t>0 21 132</w:t>
             </w:r>
           </w:p>
         </w:tc>
@@ -14015,7 +14015,7 @@
                 <w:b w:val="0"/>
                 <w:sz w:val="16"/>
               </w:rPr>
-              <w:t>021133</w:t>
+              <w:t>0 21 133</w:t>
             </w:r>
           </w:p>
         </w:tc>
@@ -14179,7 +14179,7 @@
                 <w:b w:val="0"/>
                 <w:sz w:val="16"/>
               </w:rPr>
-              <w:t>021134</w:t>
+              <w:t>0 21 134</w:t>
             </w:r>
           </w:p>
         </w:tc>
@@ -14343,7 +14343,7 @@
                 <w:b w:val="0"/>
                 <w:sz w:val="16"/>
               </w:rPr>
-              <w:t>021135</w:t>
+              <w:t>0 21 135</w:t>
             </w:r>
           </w:p>
         </w:tc>
@@ -14507,7 +14507,7 @@
                 <w:b w:val="0"/>
                 <w:sz w:val="16"/>
               </w:rPr>
-              <w:t>021136</w:t>
+              <w:t>0 21 136</w:t>
             </w:r>
           </w:p>
         </w:tc>
@@ -14671,7 +14671,7 @@
                 <w:b w:val="0"/>
                 <w:sz w:val="16"/>
               </w:rPr>
-              <w:t>021137</w:t>
+              <w:t>0 21 137</w:t>
             </w:r>
           </w:p>
         </w:tc>
@@ -14835,7 +14835,7 @@
                 <w:b w:val="0"/>
                 <w:sz w:val="16"/>
               </w:rPr>
-              <w:t>021138</w:t>
+              <w:t>0 21 138</w:t>
             </w:r>
           </w:p>
         </w:tc>
@@ -14999,7 +14999,7 @@
                 <w:b w:val="0"/>
                 <w:sz w:val="16"/>
               </w:rPr>
-              <w:t>021139</w:t>
+              <w:t>0 21 139</w:t>
             </w:r>
           </w:p>
         </w:tc>
@@ -15163,7 +15163,7 @@
                 <w:b w:val="0"/>
                 <w:sz w:val="16"/>
               </w:rPr>
-              <w:t>021140</w:t>
+              <w:t>0 21 140</w:t>
             </w:r>
           </w:p>
         </w:tc>
@@ -15327,7 +15327,7 @@
                 <w:b w:val="0"/>
                 <w:sz w:val="16"/>
               </w:rPr>
-              <w:t>021141</w:t>
+              <w:t>0 21 141</w:t>
             </w:r>
           </w:p>
         </w:tc>
@@ -15491,7 +15491,7 @@
                 <w:b w:val="0"/>
                 <w:sz w:val="16"/>
               </w:rPr>
-              <w:t>021142</w:t>
+              <w:t>0 21 142</w:t>
             </w:r>
           </w:p>
         </w:tc>
@@ -15655,7 +15655,7 @@
                 <w:b w:val="0"/>
                 <w:sz w:val="16"/>
               </w:rPr>
-              <w:t>021143</w:t>
+              <w:t>0 21 143</w:t>
             </w:r>
           </w:p>
         </w:tc>
@@ -15819,7 +15819,7 @@
                 <w:b w:val="0"/>
                 <w:sz w:val="16"/>
               </w:rPr>
-              <w:t>021144</w:t>
+              <w:t>0 21 144</w:t>
             </w:r>
           </w:p>
         </w:tc>
@@ -15983,7 +15983,7 @@
                 <w:b w:val="0"/>
                 <w:sz w:val="16"/>
               </w:rPr>
-              <w:t>021145</w:t>
+              <w:t>0 21 145</w:t>
             </w:r>
           </w:p>
         </w:tc>
@@ -16147,7 +16147,7 @@
                 <w:b w:val="0"/>
                 <w:sz w:val="16"/>
               </w:rPr>
-              <w:t>021146</w:t>
+              <w:t>0 21 146</w:t>
             </w:r>
           </w:p>
         </w:tc>
@@ -16311,7 +16311,7 @@
                 <w:b w:val="0"/>
                 <w:sz w:val="16"/>
               </w:rPr>
-              <w:t>021147</w:t>
+              <w:t>0 21 147</w:t>
             </w:r>
           </w:p>
         </w:tc>
@@ -16475,7 +16475,7 @@
                 <w:b w:val="0"/>
                 <w:sz w:val="16"/>
               </w:rPr>
-              <w:t>021148</w:t>
+              <w:t>0 21 148</w:t>
             </w:r>
           </w:p>
         </w:tc>
@@ -16639,7 +16639,7 @@
                 <w:b w:val="0"/>
                 <w:sz w:val="16"/>
               </w:rPr>
-              <w:t>021150</w:t>
+              <w:t>0 21 150</w:t>
             </w:r>
           </w:p>
         </w:tc>
@@ -16803,7 +16803,7 @@
                 <w:b w:val="0"/>
                 <w:sz w:val="16"/>
               </w:rPr>
-              <w:t>021151</w:t>
+              <w:t>0 21 151</w:t>
             </w:r>
           </w:p>
         </w:tc>
@@ -16967,7 +16967,7 @@
                 <w:b w:val="0"/>
                 <w:sz w:val="16"/>
               </w:rPr>
-              <w:t>021152</w:t>
+              <w:t>0 21 152</w:t>
             </w:r>
           </w:p>
         </w:tc>
@@ -17131,7 +17131,7 @@
                 <w:b w:val="0"/>
                 <w:sz w:val="16"/>
               </w:rPr>
-              <w:t>021153</w:t>
+              <w:t>0 21 153</w:t>
             </w:r>
           </w:p>
         </w:tc>
@@ -17295,7 +17295,7 @@
                 <w:b w:val="0"/>
                 <w:sz w:val="16"/>
               </w:rPr>
-              <w:t>021154</w:t>
+              <w:t>0 21 154</w:t>
             </w:r>
           </w:p>
         </w:tc>
@@ -17459,7 +17459,7 @@
                 <w:b w:val="0"/>
                 <w:sz w:val="16"/>
               </w:rPr>
-              <w:t>021155</w:t>
+              <w:t>0 21 155</w:t>
             </w:r>
           </w:p>
         </w:tc>
@@ -17623,7 +17623,7 @@
                 <w:b w:val="0"/>
                 <w:sz w:val="16"/>
               </w:rPr>
-              <w:t>021156</w:t>
+              <w:t>0 21 156</w:t>
             </w:r>
           </w:p>
         </w:tc>
@@ -17787,7 +17787,7 @@
                 <w:b w:val="0"/>
                 <w:sz w:val="16"/>
               </w:rPr>
-              <w:t>021157</w:t>
+              <w:t>0 21 157</w:t>
             </w:r>
           </w:p>
         </w:tc>
@@ -17951,7 +17951,7 @@
                 <w:b w:val="0"/>
                 <w:sz w:val="16"/>
               </w:rPr>
-              <w:t>021158</w:t>
+              <w:t>0 21 158</w:t>
             </w:r>
           </w:p>
         </w:tc>
@@ -18115,7 +18115,7 @@
                 <w:b w:val="0"/>
                 <w:sz w:val="16"/>
               </w:rPr>
-              <w:t>021159</w:t>
+              <w:t>0 21 159</w:t>
             </w:r>
           </w:p>
         </w:tc>
@@ -18279,7 +18279,7 @@
                 <w:b w:val="0"/>
                 <w:sz w:val="16"/>
               </w:rPr>
-              <w:t>021160</w:t>
+              <w:t>0 21 160</w:t>
             </w:r>
           </w:p>
         </w:tc>
@@ -18443,7 +18443,7 @@
                 <w:b w:val="0"/>
                 <w:sz w:val="16"/>
               </w:rPr>
-              <w:t>021161</w:t>
+              <w:t>0 21 161</w:t>
             </w:r>
           </w:p>
         </w:tc>
@@ -18607,7 +18607,7 @@
                 <w:b w:val="0"/>
                 <w:sz w:val="16"/>
               </w:rPr>
-              <w:t>021162</w:t>
+              <w:t>0 21 162</w:t>
             </w:r>
           </w:p>
         </w:tc>
@@ -18771,7 +18771,7 @@
                 <w:b w:val="0"/>
                 <w:sz w:val="16"/>
               </w:rPr>
-              <w:t>021163</w:t>
+              <w:t>0 21 163</w:t>
             </w:r>
           </w:p>
         </w:tc>
@@ -18935,7 +18935,7 @@
                 <w:b w:val="0"/>
                 <w:sz w:val="16"/>
               </w:rPr>
-              <w:t>021164</w:t>
+              <w:t>0 21 164</w:t>
             </w:r>
           </w:p>
         </w:tc>
@@ -19099,7 +19099,7 @@
                 <w:b w:val="0"/>
                 <w:sz w:val="16"/>
               </w:rPr>
-              <w:t>021165</w:t>
+              <w:t>0 21 165</w:t>
             </w:r>
           </w:p>
         </w:tc>
@@ -19263,7 +19263,7 @@
                 <w:b w:val="0"/>
                 <w:sz w:val="16"/>
               </w:rPr>
-              <w:t>021166</w:t>
+              <w:t>0 21 166</w:t>
             </w:r>
           </w:p>
         </w:tc>
@@ -19427,7 +19427,7 @@
                 <w:b w:val="0"/>
                 <w:sz w:val="16"/>
               </w:rPr>
-              <w:t>021169</w:t>
+              <w:t>0 21 169</w:t>
             </w:r>
           </w:p>
         </w:tc>
@@ -19591,7 +19591,7 @@
                 <w:b w:val="0"/>
                 <w:sz w:val="16"/>
               </w:rPr>
-              <w:t>021170</w:t>
+              <w:t>0 21 170</w:t>
             </w:r>
           </w:p>
         </w:tc>
@@ -19755,7 +19755,7 @@
                 <w:b w:val="0"/>
                 <w:sz w:val="16"/>
               </w:rPr>
-              <w:t>021171</w:t>
+              <w:t>0 21 171</w:t>
             </w:r>
           </w:p>
         </w:tc>
@@ -19919,7 +19919,7 @@
                 <w:b w:val="0"/>
                 <w:sz w:val="16"/>
               </w:rPr>
-              <w:t>021172</w:t>
+              <w:t>0 21 172</w:t>
             </w:r>
           </w:p>
         </w:tc>
@@ -20083,7 +20083,7 @@
                 <w:b w:val="0"/>
                 <w:sz w:val="16"/>
               </w:rPr>
-              <w:t>021173</w:t>
+              <w:t>0 21 173</w:t>
             </w:r>
           </w:p>
         </w:tc>
@@ -20247,7 +20247,7 @@
                 <w:b w:val="0"/>
                 <w:sz w:val="16"/>
               </w:rPr>
-              <w:t>021174</w:t>
+              <w:t>0 21 174</w:t>
             </w:r>
           </w:p>
         </w:tc>
@@ -20411,7 +20411,7 @@
                 <w:b w:val="0"/>
                 <w:sz w:val="16"/>
               </w:rPr>
-              <w:t>021175</w:t>
+              <w:t>0 21 175</w:t>
             </w:r>
           </w:p>
         </w:tc>
@@ -20575,7 +20575,7 @@
                 <w:b w:val="0"/>
                 <w:sz w:val="16"/>
               </w:rPr>
-              <w:t>021176</w:t>
+              <w:t>0 21 176</w:t>
             </w:r>
           </w:p>
         </w:tc>
@@ -20739,7 +20739,7 @@
                 <w:b w:val="0"/>
                 <w:sz w:val="16"/>
               </w:rPr>
-              <w:t>021177</w:t>
+              <w:t>0 21 177</w:t>
             </w:r>
           </w:p>
         </w:tc>
@@ -20903,7 +20903,7 @@
                 <w:b w:val="0"/>
                 <w:sz w:val="16"/>
               </w:rPr>
-              <w:t>021178</w:t>
+              <w:t>0 21 178</w:t>
             </w:r>
           </w:p>
         </w:tc>
@@ -21067,7 +21067,7 @@
                 <w:b w:val="0"/>
                 <w:sz w:val="16"/>
               </w:rPr>
-              <w:t>021179</w:t>
+              <w:t>0 21 179</w:t>
             </w:r>
           </w:p>
         </w:tc>
@@ -21231,7 +21231,7 @@
                 <w:b w:val="0"/>
                 <w:sz w:val="16"/>
               </w:rPr>
-              <w:t>021180</w:t>
+              <w:t>0 21 180</w:t>
             </w:r>
           </w:p>
         </w:tc>
@@ -21395,7 +21395,7 @@
                 <w:b w:val="0"/>
                 <w:sz w:val="16"/>
               </w:rPr>
-              <w:t>021181</w:t>
+              <w:t>0 21 181</w:t>
             </w:r>
           </w:p>
         </w:tc>
@@ -21559,7 +21559,7 @@
                 <w:b w:val="0"/>
                 <w:sz w:val="16"/>
               </w:rPr>
-              <w:t>021182</w:t>
+              <w:t>0 21 182</w:t>
             </w:r>
           </w:p>
         </w:tc>
@@ -21723,7 +21723,7 @@
                 <w:b w:val="0"/>
                 <w:sz w:val="16"/>
               </w:rPr>
-              <w:t>021183</w:t>
+              <w:t>0 21 183</w:t>
             </w:r>
           </w:p>
         </w:tc>
@@ -21887,7 +21887,7 @@
                 <w:b w:val="0"/>
                 <w:sz w:val="16"/>
               </w:rPr>
-              <w:t>021184</w:t>
+              <w:t>0 21 184</w:t>
             </w:r>
           </w:p>
         </w:tc>
@@ -22051,7 +22051,7 @@
                 <w:b w:val="0"/>
                 <w:sz w:val="16"/>
               </w:rPr>
-              <w:t>021185</w:t>
+              <w:t>0 21 185</w:t>
             </w:r>
           </w:p>
         </w:tc>
@@ -22215,7 +22215,7 @@
                 <w:b w:val="0"/>
                 <w:sz w:val="16"/>
               </w:rPr>
-              <w:t>021186</w:t>
+              <w:t>0 21 186</w:t>
             </w:r>
           </w:p>
         </w:tc>
@@ -22379,7 +22379,7 @@
                 <w:b w:val="0"/>
                 <w:sz w:val="16"/>
               </w:rPr>
-              <w:t>021187</w:t>
+              <w:t>0 21 187</w:t>
             </w:r>
           </w:p>
         </w:tc>
@@ -22543,7 +22543,7 @@
                 <w:b w:val="0"/>
                 <w:sz w:val="16"/>
               </w:rPr>
-              <w:t>021188</w:t>
+              <w:t>0 21 188</w:t>
             </w:r>
           </w:p>
         </w:tc>
@@ -22707,7 +22707,7 @@
                 <w:b w:val="0"/>
                 <w:sz w:val="16"/>
               </w:rPr>
-              <w:t>021189</w:t>
+              <w:t>0 21 189</w:t>
             </w:r>
           </w:p>
         </w:tc>

--- a/docx/es/BUFRCREX_TableB_es_21.docx
+++ b/docx/es/BUFRCREX_TableB_es_21.docx
@@ -26951,377 +26951,6 @@
         </w:tc>
       </w:tr>
     </w:tbl>
-    <w:p/>
-    <w:p>
-      <w:r>
-        <w:rPr>
-          <w:rFonts w:ascii="Verdana" w:hAnsi="Verdana"/>
-          <w:i/>
-          <w:sz w:val="14"/>
-        </w:rPr>
-        <w:t>Note 23: El valor –0,1 kg m–2 antes de la aplicación del factor de escala (–1 después de su aplicación o en la clave CREX) indicará “trazas” (no mensurable, menos de 0,05 kg m–2).</w:t>
-      </w:r>
-    </w:p>
-    <w:p>
-      <w:r>
-        <w:rPr>
-          <w:rFonts w:ascii="Verdana" w:hAnsi="Verdana"/>
-          <w:i/>
-          <w:sz w:val="14"/>
-        </w:rPr>
-        <w:t>Note 25: Una significación definida anteriormente puede anularse transmitiendo un “valor faltante” a partir de la tabla de cifrado o de banderines apropiada.</w:t>
-      </w:r>
-    </w:p>
-    <w:p>
-      <w:r>
-        <w:rPr>
-          <w:rFonts w:ascii="Verdana" w:hAnsi="Verdana"/>
-          <w:i/>
-          <w:sz w:val="14"/>
-        </w:rPr>
-        <w:t>Note 27: Todas las horas están expresadas en Tiempo Universal Coordinado (UTC), a menos que se indique lo contrario. I.2 – BUFR/CREX Tabla B/04 – 3</w:t>
-      </w:r>
-    </w:p>
-    <w:p>
-      <w:r>
-        <w:rPr>
-          <w:rFonts w:ascii="Verdana" w:hAnsi="Verdana"/>
-          <w:i/>
-          <w:sz w:val="14"/>
-        </w:rPr>
-        <w:t>Note 32: Solo se indicará el rumbo o azimut en relación con la localización comunicada que no volverá a especificarse.</w:t>
-      </w:r>
-    </w:p>
-    <w:p>
-      <w:r>
-        <w:rPr>
-          <w:rFonts w:ascii="Verdana" w:hAnsi="Verdana"/>
-          <w:i/>
-          <w:sz w:val="14"/>
-        </w:rPr>
-        <w:t>Note 62: Tan solo se indicará la distancia en relación con la localización comunicada y el rumbo, azimut o elevación y no se volverá a especificar esta localización.</w:t>
-      </w:r>
-    </w:p>
-    <w:p>
-      <w:r>
-        <w:rPr>
-          <w:rFonts w:ascii="Verdana" w:hAnsi="Verdana"/>
-          <w:i/>
-          <w:sz w:val="14"/>
-        </w:rPr>
-        <w:t>Note 63: Se asignarán valores positivos a la radiación descendente.</w:t>
-      </w:r>
-    </w:p>
-    <w:p>
-      <w:r>
-        <w:rPr>
-          <w:rFonts w:ascii="Verdana" w:hAnsi="Verdana"/>
-          <w:i/>
-          <w:sz w:val="14"/>
-        </w:rPr>
-        <w:t>Note 64: Se asignarán valores positivos a los componentes descendentes w cuando las unidades sean Pa s –1.</w:t>
-      </w:r>
-    </w:p>
-    <w:p>
-      <w:r>
-        <w:rPr>
-          <w:rFonts w:ascii="Verdana" w:hAnsi="Verdana"/>
-          <w:i/>
-          <w:sz w:val="14"/>
-        </w:rPr>
-        <w:t>Note 66: Se asignarán valores negativos a los incrementos este-oeste.</w:t>
-      </w:r>
-    </w:p>
-    <w:p>
-      <w:r>
-        <w:rPr>
-          <w:rFonts w:ascii="Verdana" w:hAnsi="Verdana"/>
-          <w:i/>
-          <w:sz w:val="14"/>
-        </w:rPr>
-        <w:t>Note 75: Para los descriptores CREX F = B, no 0.</w:t>
-      </w:r>
-    </w:p>
-    <w:p>
-      <w:r>
-        <w:rPr>
-          <w:rFonts w:ascii="Verdana" w:hAnsi="Verdana"/>
-          <w:i/>
-          <w:sz w:val="14"/>
-        </w:rPr>
-        <w:t>Note 92: Para distinguir claramente los casos de datos faltantes y de píxeles saturados, los datos de imagen de n bits deberían cifrarse utilizando una anchura de datos de n + 1. Si tal descriptor no está disponible ya en la Clase 30, debería utilizarse un descriptor de operación 2 01 YYY para modificar la anchura de datos de la entrada existente, si fuese necesario. I.2 – BUFR/CREX Tabla B/30 – 1</w:t>
-      </w:r>
-    </w:p>
-    <w:p>
-      <w:r>
-        <w:rPr>
-          <w:rFonts w:ascii="Verdana" w:hAnsi="Verdana"/>
-          <w:i/>
-          <w:sz w:val="14"/>
-        </w:rPr>
-        <w:t>Note 105: Para indicar períodos de tiempo o desplazamientos que preceden al tiempo definido actualmente se emplearán períodos de tiempo negativos o desplazamientos.</w:t>
-      </w:r>
-    </w:p>
-    <w:p>
-      <w:r>
-        <w:rPr>
-          <w:rFonts w:ascii="Verdana" w:hAnsi="Verdana"/>
-          <w:i/>
-          <w:sz w:val="14"/>
-        </w:rPr>
-        <w:t>Note 110: Se asignarán valores negativos a los incrementos norte-sur.</w:t>
-      </w:r>
-    </w:p>
-    <w:p>
-      <w:r>
-        <w:rPr>
-          <w:rFonts w:ascii="Verdana" w:hAnsi="Verdana"/>
-          <w:i/>
-          <w:sz w:val="14"/>
-        </w:rPr>
-        <w:t>Note 115: La anchura de datos de los píxeles puede cambiarse mediante el descriptor 2 01 YYY.</w:t>
-      </w:r>
-    </w:p>
-    <w:p>
-      <w:r>
-        <w:rPr>
-          <w:rFonts w:ascii="Verdana" w:hAnsi="Verdana"/>
-          <w:i/>
-          <w:sz w:val="14"/>
-        </w:rPr>
-        <w:t>Note 121: En relación con determinados elementos de esta clase, pueden consignarse algunas indicaciones sobre la precisión prevista.</w:t>
-      </w:r>
-    </w:p>
-    <w:p>
-      <w:r>
-        <w:rPr>
-          <w:rFonts w:ascii="Verdana" w:hAnsi="Verdana"/>
-          <w:i/>
-          <w:sz w:val="14"/>
-        </w:rPr>
-        <w:t>Note 122: Se asignarán valores negativos a la latitud sur.</w:t>
-      </w:r>
-    </w:p>
-    <w:p>
-      <w:r>
-        <w:rPr>
-          <w:rFonts w:ascii="Verdana" w:hAnsi="Verdana"/>
-          <w:i/>
-          <w:sz w:val="14"/>
-        </w:rPr>
-        <w:t>Note 123: Se asignarán valores positivos a los componentes v en sentido sur–norte.</w:t>
-      </w:r>
-    </w:p>
-    <w:p>
-      <w:r>
-        <w:rPr>
-          <w:rFonts w:ascii="Verdana" w:hAnsi="Verdana"/>
-          <w:i/>
-          <w:sz w:val="14"/>
-        </w:rPr>
-        <w:t>Note 126: Los informes sobre la dirección del viento de superficie resultantes de mediciones dentro del 1° del Polo Norte o del Polo Sur se notificarán de manera que el cero de su acimut esté alineado, coincidiendo con los 0° del meridiano de Greenwich. I.2 – BUFR/CREX Tabla B/11 – 6</w:t>
-      </w:r>
-    </w:p>
-    <w:p>
-      <w:r>
-        <w:rPr>
-          <w:rFonts w:ascii="Verdana" w:hAnsi="Verdana"/>
-          <w:i/>
-          <w:sz w:val="14"/>
-        </w:rPr>
-        <w:t>Note 140: El tamaño del píxel en la horizontal – 1 está dado por la posición donde el factor de escala del mapa es igual a la unidad.</w:t>
-      </w:r>
-    </w:p>
-    <w:p>
-      <w:r>
-        <w:rPr>
-          <w:rFonts w:ascii="Verdana" w:hAnsi="Verdana"/>
-          <w:i/>
-          <w:sz w:val="14"/>
-        </w:rPr>
-        <w:t>Note 141: El tamaño del píxel en la horizontal – 2 está dado por la posición donde el factor de escala del mapa es igual a la unidad.</w:t>
-      </w:r>
-    </w:p>
-    <w:p>
-      <w:r>
-        <w:rPr>
-          <w:rFonts w:ascii="Verdana" w:hAnsi="Verdana"/>
-          <w:i/>
-          <w:sz w:val="14"/>
-        </w:rPr>
-        <w:t>Note 145: La significación de los períodos o desplazamientos de tiempo se puede indicar utilizando la clave de significación del tiempo correspondiente a la referencia de tabla 0 08 021.</w:t>
-      </w:r>
-    </w:p>
-    <w:p>
-      <w:r>
-        <w:rPr>
-          <w:rFonts w:ascii="Verdana" w:hAnsi="Verdana"/>
-          <w:i/>
-          <w:sz w:val="14"/>
-        </w:rPr>
-        <w:t>Note 149: La localización del tiempo, cuando se utiliza con valores de predicción, indicará la hora del estado inicial de la predicción o el comienzo del período de predicción; cuando se utilice con promedios de conjunto de valores de predicción, la localización del tiempo indicará el estado inicial o el comienzo de la primera predicción de las que se obtienen los valores medios de conjunto</w:t>
-      </w:r>
-    </w:p>
-    <w:p>
-      <w:r>
-        <w:rPr>
-          <w:rFonts w:ascii="Verdana" w:hAnsi="Verdana"/>
-          <w:i/>
-          <w:sz w:val="14"/>
-        </w:rPr>
-        <w:t>Note 155: Esta clase también puede contener elementos relativos a los procedimientos de observación.</w:t>
-      </w:r>
-    </w:p>
-    <w:p>
-      <w:r>
-        <w:rPr>
-          <w:rFonts w:ascii="Verdana" w:hAnsi="Verdana"/>
-          <w:i/>
-          <w:sz w:val="14"/>
-        </w:rPr>
-        <w:t>Note 156: Esta clase incluirá elementos que describen los instrumentos que se utilizan para obtener los elementos meteorológicos transmitidos.</w:t>
-      </w:r>
-    </w:p>
-    <w:p>
-      <w:r>
-        <w:rPr>
-          <w:rFonts w:ascii="Verdana" w:hAnsi="Verdana"/>
-          <w:i/>
-          <w:sz w:val="14"/>
-        </w:rPr>
-        <w:t>Note 158: Respecto a los períodos o desplazamientos de tiempo, e incrementos de tiempo, será necesario determinar la localización inicial del tiempo antes de utilizarlos, y a continuación, según corresponda, se indicará la definición y significación del tiempo.</w:t>
-      </w:r>
-    </w:p>
-    <w:p>
-      <w:r>
-        <w:rPr>
-          <w:rFonts w:ascii="Verdana" w:hAnsi="Verdana"/>
-          <w:i/>
-          <w:sz w:val="14"/>
-        </w:rPr>
-        <w:t>Note 160: Se asignarán valores negativos a la radiación ascendente.</w:t>
-      </w:r>
-    </w:p>
-    <w:p>
-      <w:r>
-        <w:rPr>
-          <w:rFonts w:ascii="Verdana" w:hAnsi="Verdana"/>
-          <w:i/>
-          <w:sz w:val="14"/>
-        </w:rPr>
-        <w:t>Note 161: Se asignarán valores positivos a los componentes ascendentes w cuando las unidades sean m s–1.</w:t>
-      </w:r>
-    </w:p>
-    <w:p>
-      <w:r>
-        <w:rPr>
-          <w:rFonts w:ascii="Verdana" w:hAnsi="Verdana"/>
-          <w:i/>
-          <w:sz w:val="14"/>
-        </w:rPr>
-        <w:t>Note 162: Intervalos útiles utilizados: de 1011 Bq a 1019 Bq para emisiones; de 10–2 Bq a 107 Bq y de 10–2 mSv a 107 mSv para concentraciones y dosis.</w:t>
-      </w:r>
-    </w:p>
-    <w:p>
-      <w:r>
-        <w:rPr>
-          <w:rFonts w:ascii="Verdana" w:hAnsi="Verdana"/>
-          <w:i/>
-          <w:sz w:val="14"/>
-        </w:rPr>
-        <w:t>Note 163: Los valores de la latitud y de los incrementos de latitud quedan comprendidos entre –90 grados y +90 grados.</w:t>
-      </w:r>
-    </w:p>
-    <w:p>
-      <w:r>
-        <w:rPr>
-          <w:rFonts w:ascii="Verdana" w:hAnsi="Verdana"/>
-          <w:i/>
-          <w:sz w:val="14"/>
-        </w:rPr>
-        <w:t>Note 164: Los valores de longitud quedarán comprendidos entre –180 grados y +180 grados.</w:t>
-      </w:r>
-    </w:p>
-    <w:p>
-      <w:r>
-        <w:rPr>
-          <w:rFonts w:ascii="Verdana" w:hAnsi="Verdana"/>
-          <w:i/>
-          <w:sz w:val="14"/>
-        </w:rPr>
-        <w:t>Note 165: Se indicarán los elementos verticales y la presión para determinar los valores de estos elementos con independencia del elemento o variable que indique la coordenada vertical.</w:t>
-      </w:r>
-    </w:p>
-    <w:p>
-      <w:r>
-        <w:rPr>
-          <w:rFonts w:ascii="Verdana" w:hAnsi="Verdana"/>
-          <w:i/>
-          <w:sz w:val="14"/>
-        </w:rPr>
-        <w:t>Note 166: Se asignarán valores negativos a la longitud oeste.</w:t>
-      </w:r>
-    </w:p>
-    <w:p>
-      <w:r>
-        <w:rPr>
-          <w:rFonts w:ascii="Verdana" w:hAnsi="Verdana"/>
-          <w:i/>
-          <w:sz w:val="14"/>
-        </w:rPr>
-        <w:t>Note 167: Se asignarán valores positivos a los componentes u en sentido oeste–este.</w:t>
-      </w:r>
-    </w:p>
-    <w:p>
-      <w:r>
-        <w:rPr>
-          <w:rFonts w:ascii="Verdana" w:hAnsi="Verdana"/>
-          <w:i/>
-          <w:sz w:val="14"/>
-        </w:rPr>
-        <w:t>Note 176: Cuando sea necesario indicar más de un período o desplazamiento de tiempo para hacer indicaciones de tiempo complejas se definirán en sucesión inmediata en el siguiente orden: período conjunto (según corresponda), seguido por el período de predicción (según corresponda), seguido por el período de promedio o acumulación (según corresponda).</w:t>
-      </w:r>
-    </w:p>
-    <w:p>
-      <w:r>
-        <w:rPr>
-          <w:rFonts w:ascii="Verdana" w:hAnsi="Verdana"/>
-          <w:i/>
-          <w:sz w:val="14"/>
-        </w:rPr>
-        <w:t>Note 178: Cuando se indique la expresión “período determinado” en la columna “nombre del elemento”, deberá indicarse el período correspondiente, utilizando referencias de la Clase 04.</w:t>
-      </w:r>
-    </w:p>
-    <w:p>
-      <w:r>
-        <w:rPr>
-          <w:rFonts w:ascii="Verdana" w:hAnsi="Verdana"/>
-          <w:i/>
-          <w:sz w:val="14"/>
-        </w:rPr>
-        <w:t>Note 179: Cuando se acumulen o promedien los valores (por ejemplo en relación con un determinado período de tiempo), el número total de valores de los que se obtienen los valores acumulados o promediados podrán representarse utilizando la referencia 0 08 022.</w:t>
-      </w:r>
-    </w:p>
-    <w:p>
-      <w:r>
-        <w:rPr>
-          <w:rFonts w:ascii="Verdana" w:hAnsi="Verdana"/>
-          <w:i/>
-          <w:sz w:val="14"/>
-        </w:rPr>
-        <w:t>Note 180: Normas para la información sobre vientos: Velocidad Dirección Valor faltante Valor faltante Calma 0 0 Observación normal &gt;0 1°–360° Velocidad solamente &gt;0 Valor faltante Dirección solamente Valor faltante 1°–360° “Ligero y variable” &gt;0 0 No hay observaciones</w:t>
-      </w:r>
-    </w:p>
-    <w:p>
-      <w:r>
-        <w:rPr>
-          <w:rFonts w:ascii="Verdana" w:hAnsi="Verdana"/>
-          <w:i/>
-          <w:sz w:val="14"/>
-        </w:rPr>
-        <w:t>Note 181: Normas de notificación sobre mar de viento y olas: Observación Velocidad Dirección Ninguna observación faltante faltante Calma 0 0 Observación normal &gt;0 1–360 Velocidad únicamente &gt;0 faltante Dirección únicamente faltante 1–360 &gt;0 0 “Ligero y variable”</w:t>
-      </w:r>
-    </w:p>
     <w:sectPr>
       <w:pgSz w:w="16838" w:h="11906" w:orient="landscape"/>
       <w:pgMar w:top="850" w:right="850" w:bottom="850" w:left="850" w:header="720" w:footer="720" w:gutter="0"/>
